--- a/deliverables/01_Documentation/FINAL_REPORT.docx
+++ b/deliverables/01_Documentation/FINAL_REPORT.docx
@@ -254,7 +254,7 @@
           <w:sz w:val="21"/>
           <w:szCs w:val="21"/>
         </w:rPr>
-        <w:t xml:space="preserve">This project builds a credit-risk classification system on the German Credit dataset (1,000 applicants) and subjects it to a complete Responsible-AI evaluation: fairness auditing, bias mitigation, explainability, adversarial testing, and a regulatory analysis mapped to the EU AI Act and GDPR. A Random Forest (ROC-AUC 0.774 on the 9-feature subset, 0.790 on the full 20-feature dataset) is the audited model.</w:t>
+        <w:t xml:space="preserve">This project builds a credit-risk classification system on the German Credit dataset (1,000 applicants) and subjects it to a complete Responsible-AI evaluation: fairness auditing, bias mitigation, explainability, adversarial testing, and a regulatory analysis mapped to the EU AI Act and GDPR. A Random Forest (ROC-AUC 0.770 on the 9-feature subset, 0.783 on the full 20-feature dataset) is the audited model.</w:t>
       </w:r>
     </w:p>
     <w:p>
@@ -300,7 +300,7 @@
           <w:sz w:val="21"/>
           <w:szCs w:val="21"/>
         </w:rPr>
-        <w:t xml:space="preserve">With a 70/30 class balance and a 5:1 cost asymmetry, the model is optimised for recall on bad credit. Removing cost-sensitive weighting raises accuracy to 0.74 but collapses recall to 0.30 — the 'most accurate' model is the worst lender.</w:t>
+        <w:t xml:space="preserve">With a 70/30 class balance and a 5:1 cost asymmetry, the model is optimised for recall on bad credit. Removing cost-sensitive weighting raises accuracy to 0.72 but collapses recall to 0.15 — the 'most accurate' model is the worst lender.</w:t>
       </w:r>
     </w:p>
     <w:p>
@@ -330,7 +330,7 @@
           <w:sz w:val="21"/>
           <w:szCs w:val="21"/>
         </w:rPr>
-        <w:t xml:space="preserve">age (disparate impact 0.56) and — visible only in the full dataset — foreign-worker status (0.73).</w:t>
+        <w:t xml:space="preserve">age (disparate impact 0.50) and — visible only in the full dataset — foreign-worker status (0.71).</w:t>
       </w:r>
     </w:p>
     <w:p>
@@ -360,7 +360,7 @@
           <w:sz w:val="21"/>
           <w:szCs w:val="21"/>
         </w:rPr>
-        <w:t xml:space="preserve">group-specific thresholds repair sex (0.83 → 0.98) and age (0.56 → 0.86), halving the wrongful-denial rate for applicants under 26 (54.5% → 24.5%), at a modest recall cost.</w:t>
+        <w:t xml:space="preserve">group-specific thresholds repair sex (0.80 → 0.96) and age (0.50 → 0.82), roughly halving the wrongful-denial rate for applicants under 26 (59% → 29%), at a modest recall cost.</w:t>
       </w:r>
     </w:p>
     <w:p>
@@ -390,7 +390,37 @@
           <w:sz w:val="21"/>
           <w:szCs w:val="21"/>
         </w:rPr>
-        <w:t xml:space="preserve">The same technique on foreign-worker status improves the fairness metric (0.73 → 0.88) but collapses recall (0.70 → 0.50), because that group is 96% of applicants — documented as a policy decision, not an automatic fix.</w:t>
+        <w:t xml:space="preserve">The same technique on foreign-worker status improves the fairness metric (0.71 → 0.93) but collapses recall (0.76 → 0.47), because that group is 96% of applicants — documented as a policy decision, not an automatic fix.</w:t>
+      </w:r>
+    </w:p>
+    <w:p>
+      <w:pPr>
+        <w:pStyle w:val="ListParagraph"/>
+        <w:numPr>
+          <w:ilvl w:val="0"/>
+          <w:numId w:val="2"/>
+        </w:numPr>
+        <w:spacing w:after="80" w:line="272"/>
+      </w:pPr>
+      <w:r>
+        <w:rPr>
+          <w:rFonts w:ascii="Calibri" w:cs="Calibri" w:eastAsia="Calibri" w:hAnsi="Calibri"/>
+          <w:b/>
+          <w:bCs/>
+          <w:color w:val="1A1A2E"/>
+          <w:sz w:val="21"/>
+          <w:szCs w:val="21"/>
+        </w:rPr>
+        <w:t xml:space="preserve">Validated against overfitting: </w:t>
+      </w:r>
+      <w:r>
+        <w:rPr>
+          <w:rFonts w:ascii="Calibri" w:cs="Calibri" w:eastAsia="Calibri" w:hAnsi="Calibri"/>
+          <w:color w:val="1A1A2E"/>
+          <w:sz w:val="21"/>
+          <w:szCs w:val="21"/>
+        </w:rPr>
+        <w:t xml:space="preserve">the train vs cross-validation AUC gap was measured and the Random Forest regularised to close it (0.17 → 0.07); recall improved to 0.75 and the held-out test AUC matches cross-validation.</w:t>
       </w:r>
     </w:p>
     <w:p>
@@ -1639,7 +1669,7 @@
                 <w:sz w:val="18"/>
                 <w:szCs w:val="18"/>
               </w:rPr>
-              <w:t xml:space="preserve">0.695</w:t>
+              <w:t xml:space="preserve">0.690</w:t>
             </w:r>
           </w:p>
         </w:tc>
@@ -1666,7 +1696,7 @@
                 <w:sz w:val="18"/>
                 <w:szCs w:val="18"/>
               </w:rPr>
-              <w:t xml:space="preserve">0.494</w:t>
+              <w:t xml:space="preserve">0.489</w:t>
             </w:r>
           </w:p>
         </w:tc>
@@ -1693,7 +1723,7 @@
                 <w:sz w:val="18"/>
                 <w:szCs w:val="18"/>
               </w:rPr>
-              <w:t xml:space="preserve">0.700</w:t>
+              <w:t xml:space="preserve">0.750</w:t>
             </w:r>
           </w:p>
         </w:tc>
@@ -1720,7 +1750,7 @@
                 <w:sz w:val="18"/>
                 <w:szCs w:val="18"/>
               </w:rPr>
-              <w:t xml:space="preserve">0.579</w:t>
+              <w:t xml:space="preserve">0.592</w:t>
             </w:r>
           </w:p>
         </w:tc>
@@ -1747,7 +1777,7 @@
                 <w:sz w:val="18"/>
                 <w:szCs w:val="18"/>
               </w:rPr>
-              <w:t xml:space="preserve">0.774</w:t>
+              <w:t xml:space="preserve">0.770</w:t>
             </w:r>
           </w:p>
         </w:tc>
@@ -1769,7 +1799,7 @@
           <w:sz w:val="21"/>
           <w:szCs w:val="21"/>
         </w:rPr>
-        <w:t xml:space="preserve">Cross-validated recall (LR 0.65 / DT 0.68 / RF 0.70, ±0.06–0.08) confirms the ranking is stable. Accuracy sits below the naive 70% 'approve everyone' baseline by design.</w:t>
+        <w:t xml:space="preserve">Cross-validated recall (LR 0.65 / DT 0.68 / RF 0.75, ±0.04–0.08) confirms the ranking is stable. Accuracy sits below the naive 70% 'approve everyone' baseline by design.</w:t>
       </w:r>
     </w:p>
     <w:p>
@@ -1794,7 +1824,7 @@
           <w:sz w:val="21"/>
           <w:szCs w:val="21"/>
         </w:rPr>
-        <w:t xml:space="preserve">the same Random Forest improves to Accuracy 0.705, Recall 0.733, ROC-AUC 0.790 — credit history and employment length carry genuine signal the subset discards.</w:t>
+        <w:t xml:space="preserve">the same Random Forest improves to Accuracy 0.695, Recall 0.783, ROC-AUC 0.783 — credit history and employment length carry genuine signal the subset discards.</w:t>
       </w:r>
     </w:p>
     <w:p>
@@ -1819,7 +1849,32 @@
           <w:sz w:val="21"/>
           <w:szCs w:val="21"/>
         </w:rPr>
-        <w:t xml:space="preserve">engineering new features (e.g. monthly-payment burden) yields only marginal gains (+0.7 AUC) within CV noise, at a recall cost. Removing class_weight gives the highest accuracy (0.742) but recall collapses to 0.303 — the accuracy trap, quantified. The genuine performance lever is more features (full UCI), not transformed features.</w:t>
+        <w:t xml:space="preserve">engineering new features (e.g. monthly-payment burden) yields only marginal gains (+0.7 AUC) within CV noise, at a recall cost. Removing class_weight gives the highest accuracy (0.723) but recall collapses to 0.153 — the accuracy trap, quantified. The genuine performance lever is more features (full UCI), not transformed features.</w:t>
+      </w:r>
+    </w:p>
+    <w:p>
+      <w:pPr>
+        <w:spacing w:after="130" w:line="278"/>
+      </w:pPr>
+      <w:r>
+        <w:rPr>
+          <w:rFonts w:ascii="Calibri" w:cs="Calibri" w:eastAsia="Calibri" w:hAnsi="Calibri"/>
+          <w:b/>
+          <w:bCs/>
+          <w:color w:val="1A1A2E"/>
+          <w:sz w:val="21"/>
+          <w:szCs w:val="21"/>
+        </w:rPr>
+        <w:t xml:space="preserve">Overfitting check. </w:t>
+      </w:r>
+      <w:r>
+        <w:rPr>
+          <w:rFonts w:ascii="Calibri" w:cs="Calibri" w:eastAsia="Calibri" w:hAnsi="Calibri"/>
+          <w:color w:val="1A1A2E"/>
+          <w:sz w:val="21"/>
+          <w:szCs w:val="21"/>
+        </w:rPr>
+        <w:t xml:space="preserve">We measured the train vs 5-fold cross-validation AUC gap and plotted the learning curve. The initial Random Forest showed a large gap (train 0.93 vs CV 0.76 — the signature of memorisation); regularising it (min_samples_leaf=20) cut the gap to 0.07 while holding CV AUC and improving recall. The train and CV curves converge, and the held-out test AUC (0.77) matches CV — the model generalises rather than memorises.</w:t>
       </w:r>
     </w:p>
     <w:p>
@@ -2018,7 +2073,7 @@
                 <w:sz w:val="18"/>
                 <w:szCs w:val="18"/>
               </w:rPr>
-              <w:t xml:space="preserve">0.83</w:t>
+              <w:t xml:space="preserve">0.80</w:t>
             </w:r>
           </w:p>
         </w:tc>
@@ -2101,7 +2156,7 @@
                 <w:sz w:val="18"/>
                 <w:szCs w:val="18"/>
               </w:rPr>
-              <w:t xml:space="preserve">0.56</w:t>
+              <w:t xml:space="preserve">0.50</w:t>
             </w:r>
           </w:p>
         </w:tc>
@@ -2184,7 +2239,7 @@
                 <w:sz w:val="18"/>
                 <w:szCs w:val="18"/>
               </w:rPr>
-              <w:t xml:space="preserve">0.73</w:t>
+              <w:t xml:space="preserve">0.71</w:t>
             </w:r>
           </w:p>
         </w:tc>
@@ -2233,7 +2288,7 @@
           <w:sz w:val="21"/>
           <w:szCs w:val="21"/>
         </w:rPr>
-        <w:t xml:space="preserve">Applicants under 26 face a 54.5% wrongful-denial rate (vs 24.5% for ages 26–60); foreign workers are approved at 58.8% vs 81.1% for non-foreign workers.</w:t>
+        <w:t xml:space="preserve">Applicants under 26 face a 59% wrongful-denial rate (vs 29% for ages 26–60); foreign workers are approved at ~54% vs ~76% for non-foreign workers.</w:t>
       </w:r>
     </w:p>
     <w:p>
@@ -2503,7 +2558,7 @@
                 <w:sz w:val="18"/>
                 <w:szCs w:val="18"/>
               </w:rPr>
-              <w:t xml:space="preserve">0.83 → 0.98</w:t>
+              <w:t xml:space="preserve">0.80 → 0.96</w:t>
             </w:r>
           </w:p>
         </w:tc>
@@ -2530,7 +2585,7 @@
                 <w:sz w:val="18"/>
                 <w:szCs w:val="18"/>
               </w:rPr>
-              <w:t xml:space="preserve">0.70 → 0.66</w:t>
+              <w:t xml:space="preserve">0.75 → 0.72</w:t>
             </w:r>
           </w:p>
         </w:tc>
@@ -2640,7 +2695,7 @@
                 <w:sz w:val="18"/>
                 <w:szCs w:val="18"/>
               </w:rPr>
-              <w:t xml:space="preserve">0.56 → 0.86</w:t>
+              <w:t xml:space="preserve">0.50 → 0.82</w:t>
             </w:r>
           </w:p>
         </w:tc>
@@ -2667,7 +2722,7 @@
                 <w:sz w:val="18"/>
                 <w:szCs w:val="18"/>
               </w:rPr>
-              <w:t xml:space="preserve">0.70 → 0.62</w:t>
+              <w:t xml:space="preserve">0.75 → 0.67</w:t>
             </w:r>
           </w:p>
         </w:tc>
@@ -2777,7 +2832,7 @@
                 <w:sz w:val="18"/>
                 <w:szCs w:val="18"/>
               </w:rPr>
-              <w:t xml:space="preserve">0.58 → 0.94</w:t>
+              <w:t xml:space="preserve">0.54 → 0.92</w:t>
             </w:r>
           </w:p>
         </w:tc>
@@ -2804,7 +2859,7 @@
                 <w:sz w:val="18"/>
                 <w:szCs w:val="18"/>
               </w:rPr>
-              <w:t xml:space="preserve">0.70 → 0.61</w:t>
+              <w:t xml:space="preserve">0.76 → 0.68</w:t>
             </w:r>
           </w:p>
         </w:tc>
@@ -2914,7 +2969,7 @@
                 <w:sz w:val="18"/>
                 <w:szCs w:val="18"/>
               </w:rPr>
-              <w:t xml:space="preserve">0.73 → 0.88</w:t>
+              <w:t xml:space="preserve">0.71 → 0.93</w:t>
             </w:r>
           </w:p>
         </w:tc>
@@ -2941,7 +2996,7 @@
                 <w:sz w:val="18"/>
                 <w:szCs w:val="18"/>
               </w:rPr>
-              <w:t xml:space="preserve">0.70 → 0.50</w:t>
+              <w:t xml:space="preserve">0.76 → 0.47</w:t>
             </w:r>
           </w:p>
         </w:tc>
@@ -3040,7 +3095,7 @@
           <w:sz w:val="21"/>
           <w:szCs w:val="21"/>
         </w:rPr>
-        <w:t xml:space="preserve">Checking account 0.120, Duration 0.068, Savings 0.035, Credit amount 0.032, Housing=own 0.023, Age 0.021, Sex 0.012. The model reasons primarily from financial capacity — but the non-zero Age/Sex attributions justify the fairness audit.</w:t>
+        <w:t xml:space="preserve">Checking account 0.106, Duration 0.052, Savings 0.023, Credit amount 0.023, Housing=own 0.017, Age 0.015. The model reasons primarily from financial capacity — but the non-zero Age attribution justifies the fairness audit.</w:t>
       </w:r>
     </w:p>
     <w:p>
@@ -3153,7 +3208,7 @@
           <w:sz w:val="21"/>
           <w:szCs w:val="21"/>
         </w:rPr>
-        <w:t xml:space="preserve">~52% of rejected applicants flip to 'approved' by halving the requested loan size/term — a real gaming risk.</w:t>
+        <w:t xml:space="preserve">~41% of rejected applicants flip to 'approved' by halving the requested loan size/term — a real gaming risk.</w:t>
       </w:r>
     </w:p>
     <w:p>
@@ -3183,7 +3238,7 @@
           <w:sz w:val="21"/>
           <w:szCs w:val="21"/>
         </w:rPr>
-        <w:t xml:space="preserve">corrupting training labels degrades ranking quality (ROC-AUC 0.79 → 0.71 as 0–30% of labels are flipped).</w:t>
+        <w:t xml:space="preserve">corrupting training labels degrades ranking quality (ROC-AUC 0.77 → 0.75 as 0–30% of labels are flipped).</w:t>
       </w:r>
     </w:p>
     <w:p>
@@ -3213,7 +3268,7 @@
           <w:sz w:val="21"/>
           <w:szCs w:val="21"/>
         </w:rPr>
-        <w:t xml:space="preserve">attack AUC ≈ 0.58 — a mild, quantified leak, addressing GDPR data-protection-by-design (Art. 25).</w:t>
+        <w:t xml:space="preserve">attack AUC ≈ 0.53 — a mild, quantified leak (the regularised model memorises less than the original), addressing GDPR data-protection-by-design (Art. 25).</w:t>
       </w:r>
     </w:p>
     <w:p>
@@ -3409,7 +3464,7 @@
                 <w:sz w:val="18"/>
                 <w:szCs w:val="18"/>
               </w:rPr>
-              <w:t xml:space="preserve">Detected (DI 0.56) → mitigated (0.86), young-denial halved</w:t>
+              <w:t xml:space="preserve">Detected (DI 0.50) → mitigated (0.82), young-denial halved</w:t>
             </w:r>
           </w:p>
         </w:tc>
@@ -3492,7 +3547,7 @@
                 <w:sz w:val="18"/>
                 <w:szCs w:val="18"/>
               </w:rPr>
-              <w:t xml:space="preserve">Mitigated via group thresholds (0.83 → 0.98)</w:t>
+              <w:t xml:space="preserve">Mitigated via group thresholds (0.80 → 0.96)</w:t>
             </w:r>
           </w:p>
         </w:tc>
@@ -3575,7 +3630,7 @@
                 <w:sz w:val="18"/>
                 <w:szCs w:val="18"/>
               </w:rPr>
-              <w:t xml:space="preserve">Detected (DI 0.73); mitigation is a documented trade-off → policy decision</w:t>
+              <w:t xml:space="preserve">Detected (DI 0.71); mitigation is a documented trade-off → policy decision</w:t>
             </w:r>
           </w:p>
         </w:tc>
@@ -3824,7 +3879,7 @@
                 <w:sz w:val="18"/>
                 <w:szCs w:val="18"/>
               </w:rPr>
-              <w:t xml:space="preserve">Membership-inference measured (AUC 0.58)</w:t>
+              <w:t xml:space="preserve">Membership-inference measured (AUC 0.53)</w:t>
             </w:r>
           </w:p>
         </w:tc>
@@ -3981,7 +4036,7 @@
           <w:sz w:val="21"/>
           <w:szCs w:val="21"/>
         </w:rPr>
-        <w:t xml:space="preserve">Where SHAP explains why an applicant was declined, recourse explains how they could be approved: the smallest realistic change to the loan they control (a smaller amount or shorter term) that flips the recommendation — e.g. “reduce both the amount and term by 55% → approved.” When no loan reduction suffices, it honestly reports that a broader manual review is needed rather than a smaller loan. This implements the right-to-recourse principle in responsible lending: a denial should come with a path, not just a reason.</w:t>
+        <w:t xml:space="preserve">Where SHAP explains why an applicant was declined, recourse explains how they could be approved: the smallest realistic change to the loan they control (a smaller amount or shorter term) that flips the recommendation — e.g. “reduce both the amount and term by 25% → approved.” When no loan reduction suffices, it honestly reports that a broader manual review is needed rather than a smaller loan. This implements the right-to-recourse principle in responsible lending: a denial should come with a path, not just a reason.</w:t>
       </w:r>
     </w:p>
     <w:p>
